--- a/acts-sermons/docx/09_2026-12-13_우리가어찌할꼬_행2장37-41절.docx
+++ b/acts-sermons/docx/09_2026-12-13_우리가어찌할꼬_행2장37-41절.docx
@@ -330,33 +330,46 @@
           <w:sz w:val="24"/>
           <w:szCs w:val="24"/>
         </w:rPr>
-        <w:t xml:space="preserve">열왕기하 22장에는 유다 왕 요시야의 이야기가 나옵니다. 요시야는 여덟 살에 왕이 되었습니다. 그의 할아버지 므낫세와 아버지 아몬은 유다를 우상으로 가득 채운 악한 왕들이었습니다. 그 긴 세월 동안 하나님의 율법책은 성전 어딘가에 버려진 채 잊혀 있었습니다.</w:t>
-      </w:r>
-    </w:p>
-    <w:p>
-      <w:pPr>
-        <w:spacing w:after="160" w:line="360"/>
-      </w:pPr>
-      <w:r>
-        <w:rPr>
-          <w:rFonts w:ascii="맑은 고딕" w:cs="맑은 고딕" w:eastAsia="맑은 고딕" w:hAnsi="맑은 고딕"/>
-          <w:sz w:val="24"/>
-          <w:szCs w:val="24"/>
-        </w:rPr>
-        <w:t xml:space="preserve">요시야가 왕위에 오른 지 십팔 년째 되는 해, 성전을 수리하던 중 대제사장 힐기야가 율법책을 발견합니다. 서기관 사반이 그 책을 왕 앞에서 읽었습니다. 성경은 이렇게 기록합니다. “왕이 율법책의 말을 듣자 곧 그의 옷을 찢으니라.” 왕은 말씀 앞에서 자기 민족이 얼마나 하나님을 떠나 있었는지를 깨달았습니다. 그리고 “우리 조상들이 이 책의 말씀을 듣지 아니하며” 하나님의 진노가 크다고 탄식합니다.</w:t>
-      </w:r>
-    </w:p>
-    <w:p>
-      <w:pPr>
-        <w:spacing w:after="160" w:line="360"/>
-      </w:pPr>
-      <w:r>
-        <w:rPr>
-          <w:rFonts w:ascii="맑은 고딕" w:cs="맑은 고딕" w:eastAsia="맑은 고딕" w:hAnsi="맑은 고딕"/>
-          <w:sz w:val="24"/>
-          <w:szCs w:val="24"/>
-        </w:rPr>
-        <w:t xml:space="preserve">하나님은 여선지자 훌다를 통해 요시야에게 말씀하십니다. 네가 이 말씀을 듣고 마음이 부드러워져서 겸비하고 옷을 찢고 통곡하였으므로 내가 네 말을 들었노라. 요시야는 그 후 온 백성을 모아 언약을 새롭게 하고 우상을 제거하고 유월절을 지켰습니다. 개혁은 사람의 계획에서 시작되지 않았습니다. 다시 발견된 말씀 앞에서 왕의 마음이 찔린 데서 시작되었습니다.</w:t>
+        <w:t xml:space="preserve">에스라 9장에서 학사 에스라는 예루살렘에 돌아온 지 얼마 되지 않아 충격적인 소식을 듣습니다. 포로에서 돌아온 백성과 제사장들과 레위 사람들까지 하나님께서 금하신 이방 민족들의 가증한 일을 따르고 그들과 혼인하여 거룩한 자손이 섞이게 되었다는 것이었습니다. 지도자들이 이 죄에 더욱 앞장섰다고 했습니다.</w:t>
+      </w:r>
+    </w:p>
+    <w:p>
+      <w:pPr>
+        <w:spacing w:after="160" w:line="360"/>
+      </w:pPr>
+      <w:r>
+        <w:rPr>
+          <w:rFonts w:ascii="맑은 고딕" w:cs="맑은 고딕" w:eastAsia="맑은 고딕" w:hAnsi="맑은 고딕"/>
+          <w:sz w:val="24"/>
+          <w:szCs w:val="24"/>
+        </w:rPr>
+        <w:t xml:space="preserve">에스라는 이 일을 듣고 속옷과 겉옷을 찢고 머리털과 수염을 뜯으며 기가 막혀 앉았습니다. 그러자 이스라엘 하나님의 말씀을 떨며 두려워하는 자들이 그에게로 모여 왔습니다(스 9:4). 저녁 제사 때에 에스라는 무릎을 꿇고 손을 들어, 부끄럽고 낯이 뜨거워 감히 하나님을 향하여 얼굴을 들지 못하겠다고 기도했습니다. 그는 그들의 죄라고 하지 않고 우리의 죄라고 고백했습니다.</w:t>
+      </w:r>
+    </w:p>
+    <w:p>
+      <w:pPr>
+        <w:spacing w:after="160" w:line="360"/>
+      </w:pPr>
+      <w:r>
+        <w:rPr>
+          <w:rFonts w:ascii="맑은 고딕" w:cs="맑은 고딕" w:eastAsia="맑은 고딕" w:hAnsi="맑은 고딕"/>
+          <w:sz w:val="24"/>
+          <w:szCs w:val="24"/>
+        </w:rPr>
+        <w:t xml:space="preserve">에스라가 하나님의 성전 앞에 엎드려 울며 죄를 자복할 때, 남녀와 어린 아이의 큰 무리가 그에게 모여 심히 통곡했습니다(스 10:1). 그때 스가냐가 일어나 말합니다. 우리가 하나님께 범죄하였으나 이스라엘에게 아직도 소망이 있나니. 말씀 앞에 찔린 백성은 하나님 앞에 언약을 세우고 실제로 죄에서 돌아섰습니다.</w:t>
+      </w:r>
+    </w:p>
+    <w:p>
+      <w:pPr>
+        <w:spacing w:after="160" w:line="360"/>
+      </w:pPr>
+      <w:r>
+        <w:rPr>
+          <w:rFonts w:ascii="맑은 고딕" w:cs="맑은 고딕" w:eastAsia="맑은 고딕" w:hAnsi="맑은 고딕"/>
+          <w:sz w:val="24"/>
+          <w:szCs w:val="24"/>
+        </w:rPr>
+        <w:t xml:space="preserve">부흥은 사람의 계획에서 시작되지 않았습니다. 하나님의 말씀을 떠는 사람들이 그 말씀 앞에서 마음이 찔린 데서 시작되었습니다. 오순절에 베드로의 설교를 들은 무리도 마음에 찔려 우리가 어찌할꼬 하고 물었습니다. 말씀이 마음을 찌를 때, 그것은 정죄로 끝나지 않고 소망의 문이 됩니다.</w:t>
       </w:r>
     </w:p>
     <w:p>
@@ -471,7 +484,7 @@
           <w:sz w:val="24"/>
           <w:szCs w:val="24"/>
         </w:rPr>
-        <w:t xml:space="preserve">또한 오랫동안 신앙생활을 하면서 말씀에 무뎌진 분은 없으십니까? 수없이 들어 익숙해진 말씀이 더 이상 마음을 찌르지 못한다면, 그것은 위험한 신호입니다. 성령께 구하십시오. “주님, 제 마음을 다시 부드럽게 하여 주옵소서.” 요시야처럼 말씀 앞에서 옷을 찢을 수 있는 마음, 그것이 부흥의 시작입니다. 그리고 가족과 이웃을 위해서도 기도하십시오. 그들의 마음을 찌르실 수 있는 분은 우리의 논리가 아니라 성령이십니다.</w:t>
+        <w:t xml:space="preserve">또한 오랫동안 신앙생활을 하면서 말씀에 무뎌진 분은 없으십니까? 수없이 들어 익숙해진 말씀이 더 이상 마음을 찌르지 못한다면, 그것은 위험한 신호입니다. 성령께 구하십시오. “주님, 제 마음을 다시 부드럽게 하여 주옵소서.” 에스라처럼 말씀 앞에서 옷을 찢을 수 있는 마음, 하나님의 말씀을 떠는 마음, 그것이 부흥의 시작입니다. 그리고 가족과 이웃을 위해서도 기도하십시오. 그들의 마음을 찌르실 수 있는 분은 우리의 논리가 아니라 성령이십니다.</w:t>
       </w:r>
     </w:p>
     <w:p>
@@ -660,33 +673,46 @@
           <w:sz w:val="24"/>
           <w:szCs w:val="24"/>
         </w:rPr>
-        <w:t xml:space="preserve">열왕기하 5장에 아람 군대장관 나아만이 나옵니다. 그는 큰 용사였고 왕의 신임을 받는 사람이었지만 나병환자였습니다. 그는 이스라엘의 선지자 엘리사를 찾아 은 십 달란트와 금 육천 개와 의복 열 벌을 싣고 옵니다. 그는 선지자가 나와서 자기 앞에 서서 하나님의 이름을 부르고 손을 흔들어 병을 고쳐 주리라 기대했습니다.</w:t>
-      </w:r>
-    </w:p>
-    <w:p>
-      <w:pPr>
-        <w:spacing w:after="160" w:line="360"/>
-      </w:pPr>
-      <w:r>
-        <w:rPr>
-          <w:rFonts w:ascii="맑은 고딕" w:cs="맑은 고딕" w:eastAsia="맑은 고딕" w:hAnsi="맑은 고딕"/>
-          <w:sz w:val="24"/>
-          <w:szCs w:val="24"/>
-        </w:rPr>
-        <w:t xml:space="preserve">그런데 엘리사는 나와 보지도 않고 사환을 보내 말합니다. 요단 강에 가서 몸을 일곱 번 씻으라. 나아만은 화가 났습니다. 다메섹의 강물이 이스라엘의 모든 강물보다 낫지 않으냐며 분노하여 돌아갑니다. 그때 그의 종들이 말합니다. 선지자가 큰 일을 행하라 말하였더면 행하지 아니하였으리이까 하물며 씻어 깨끗하게 하라 함이리이까.</w:t>
-      </w:r>
-    </w:p>
-    <w:p>
-      <w:pPr>
-        <w:spacing w:after="160" w:line="360"/>
-      </w:pPr>
-      <w:r>
-        <w:rPr>
-          <w:rFonts w:ascii="맑은 고딕" w:cs="맑은 고딕" w:eastAsia="맑은 고딕" w:hAnsi="맑은 고딕"/>
-          <w:sz w:val="24"/>
-          <w:szCs w:val="24"/>
-        </w:rPr>
-        <w:t xml:space="preserve">나아만은 결국 자존심을 내려놓고 요단 강에 내려가 일곱 번 몸을 잠갔습니다. 그러자 그의 살이 어린아이의 살 같이 회복되어 깨끗하게 되었습니다. 그를 고친 것은 요단 강물이 아니었습니다. 하나님의 말씀에 순종하여 자기를 낮춘 그에게 하나님이 은혜를 베푸신 것입니다. 나아만은 돈으로 은혜를 사려 했지만 은혜는 살 수 없었습니다. 그는 낮아져서 받았습니다. 회개란 바로 이렇게 자존심의 갑옷을 벗고 하나님의 방법에 굴복하는 것입니다.</w:t>
+        <w:t xml:space="preserve">누가복음 3장에서 세례 요한은 요단 강 부근 각처에서 회개의 세례를 전파했습니다. 그는 세례 받으러 나아오는 무리에게 독사의 자식들아 누가 너희를 가르쳐 장차 올 진노를 피하라 하더냐 하고 외치며, 회개에 합당한 열매를 맺으라고 촉구했습니다. 아브라함의 자손이라는 혈통도 그들을 지켜 주지 못한다고 했습니다.</w:t>
+      </w:r>
+    </w:p>
+    <w:p>
+      <w:pPr>
+        <w:spacing w:after="160" w:line="360"/>
+      </w:pPr>
+      <w:r>
+        <w:rPr>
+          <w:rFonts w:ascii="맑은 고딕" w:cs="맑은 고딕" w:eastAsia="맑은 고딕" w:hAnsi="맑은 고딕"/>
+          <w:sz w:val="24"/>
+          <w:szCs w:val="24"/>
+        </w:rPr>
+        <w:t xml:space="preserve">그러자 무리가 묻습니다. “그러면 우리가 무엇을 하리이까”(눅 3:10). 오늘 본문의 우리가 어찌할꼬와 똑같은 질문입니다. 요한은 구체적으로 대답합니다. 옷 두 벌 있는 자는 옷 없는 자에게 나눠 주고 먹을 것이 있는 자도 그렇게 하라. 세리들에게는 정한 것보다 더 거두지 말라고 했고, 군인들에게는 강탈하거나 거짓으로 고발하지 말고 받는 급료를 족한 줄로 알라고 했습니다.</w:t>
+      </w:r>
+    </w:p>
+    <w:p>
+      <w:pPr>
+        <w:spacing w:after="160" w:line="360"/>
+      </w:pPr>
+      <w:r>
+        <w:rPr>
+          <w:rFonts w:ascii="맑은 고딕" w:cs="맑은 고딕" w:eastAsia="맑은 고딕" w:hAnsi="맑은 고딕"/>
+          <w:sz w:val="24"/>
+          <w:szCs w:val="24"/>
+        </w:rPr>
+        <w:t xml:space="preserve">그러나 요한의 대답은 거기서 끝나지 않았습니다. 그는 자신이 그리스도가 아니라고 분명히 말하며 이렇게 증언합니다. “나는 물로 너희에게 세례를 베풀거니와 나보다 능력이 많으신 이가 오시나니 … 그는 성령과 불로 너희에게 세례를 베푸실 것이요”(눅 3:16). 회개는 삶의 열매로 드러나지만, 죄를 씻고 새 생명을 주시는 분은 요한이 아니라 오실 그리스도이셨습니다.</w:t>
+      </w:r>
+    </w:p>
+    <w:p>
+      <w:pPr>
+        <w:spacing w:after="160" w:line="360"/>
+      </w:pPr>
+      <w:r>
+        <w:rPr>
+          <w:rFonts w:ascii="맑은 고딕" w:cs="맑은 고딕" w:eastAsia="맑은 고딕" w:hAnsi="맑은 고딕"/>
+          <w:sz w:val="24"/>
+          <w:szCs w:val="24"/>
+        </w:rPr>
+        <w:t xml:space="preserve">오순절에 베드로가 대답한 것이 바로 그 약속의 성취입니다. 회개하여 각각 예수 그리스도의 이름으로 세례를 받고 죄 사함을 받으라, 그리하면 성령을 선물로 받으리라. 요한이 가리켰던 그분이 오셔서 죽고 부활하시고 높아지셨기에, 이제 회개하고 그분께 나아오는 사람은 죄 사함과 성령을 선물로 받습니다. 회개는 우리의 공로가 아니라 은혜를 받는 빈손입니다.</w:t>
       </w:r>
     </w:p>
     <w:p>
@@ -977,46 +1003,46 @@
           <w:sz w:val="24"/>
           <w:szCs w:val="24"/>
         </w:rPr>
-        <w:t xml:space="preserve">룻기의 주인공 룻은 모압 여인이었습니다. 모압은 이스라엘과 오랜 원수 관계였고, 신명기 23장은 모압 사람이 여호와의 총회에 들어오지 못한다고 말합니다. 룻은 말 그대로 ‘먼 데 사람’이었습니다. 그녀는 이스라엘 사람과 결혼했지만 남편을 잃었고, 시어머니 나오미마저 고향으로 돌아가려 했습니다.</w:t>
-      </w:r>
-    </w:p>
-    <w:p>
-      <w:pPr>
-        <w:spacing w:after="160" w:line="360"/>
-      </w:pPr>
-      <w:r>
-        <w:rPr>
-          <w:rFonts w:ascii="맑은 고딕" w:cs="맑은 고딕" w:eastAsia="맑은 고딕" w:hAnsi="맑은 고딕"/>
-          <w:sz w:val="24"/>
-          <w:szCs w:val="24"/>
-        </w:rPr>
-        <w:t xml:space="preserve">그때 룻은 이렇게 고백합니다. “어머니께서 가시는 곳에 나도 가고 어머니께서 머무시는 곳에서 나도 머물겠나이다 어머니의 백성이 나의 백성이 되고 어머니의 하나님이 나의 하나님이 되시리니.” 그녀는 여호와의 날개 아래 보호를 받으러 왔습니다. 보아스의 표현처럼, 그녀는 이스라엘의 하나님의 날개 아래로 피하러 온 사람이었습니다.</w:t>
-      </w:r>
-    </w:p>
-    <w:p>
-      <w:pPr>
-        <w:spacing w:after="160" w:line="360"/>
-      </w:pPr>
-      <w:r>
-        <w:rPr>
-          <w:rFonts w:ascii="맑은 고딕" w:cs="맑은 고딕" w:eastAsia="맑은 고딕" w:hAnsi="맑은 고딕"/>
-          <w:sz w:val="24"/>
-          <w:szCs w:val="24"/>
-        </w:rPr>
-        <w:t xml:space="preserve">하나님은 이 이방 여인을 받아 주셨습니다. 그녀는 보아스와 결혼하여 오벳을 낳았고, 오벳은 이새를, 이새는 다윗을 낳았습니다. 그리고 마태복음 1장 예수 그리스도의 족보에 룻의 이름이 기록됩니다. 가장 멀리 있던 사람이 메시아의 족보 안으로 들어왔습니다. 하나님이 부르시면 먼 데 사람도 가장 가까운 자리에 앉게 됩니다.</w:t>
-      </w:r>
-    </w:p>
-    <w:p>
-      <w:pPr>
-        <w:spacing w:after="160" w:line="360"/>
-      </w:pPr>
-      <w:r>
-        <w:rPr>
-          <w:rFonts w:ascii="맑은 고딕" w:cs="맑은 고딕" w:eastAsia="맑은 고딕" w:hAnsi="맑은 고딕"/>
-          <w:sz w:val="24"/>
-          <w:szCs w:val="24"/>
-        </w:rPr>
-        <w:t xml:space="preserve">룻의 이야기는 하나님의 약속이 혈통의 담을 넘어선다는 것을 구약에서 이미 보여 줍니다. 오순절에 베드로가 선포한 ‘먼 데 사람’에 대한 약속은 갑자기 생긴 것이 아니라, 하나님께서 처음부터 품으셨던 마음입니다.</w:t>
+        <w:t xml:space="preserve">마태복음 8장에서 예수님이 가버나움에 들어가셨을 때 한 백부장이 나아와 간구합니다. 주여 내 하인이 중풍병으로 집에 누워 몹시 괴로워하나이다. 그는 로마 군대의 장교, 곧 이방인이었습니다. 유대인들이 보기에 그는 언약 밖에 있는 먼 데 사람이었습니다.</w:t>
+      </w:r>
+    </w:p>
+    <w:p>
+      <w:pPr>
+        <w:spacing w:after="160" w:line="360"/>
+      </w:pPr>
+      <w:r>
+        <w:rPr>
+          <w:rFonts w:ascii="맑은 고딕" w:cs="맑은 고딕" w:eastAsia="맑은 고딕" w:hAnsi="맑은 고딕"/>
+          <w:sz w:val="24"/>
+          <w:szCs w:val="24"/>
+        </w:rPr>
+        <w:t xml:space="preserve">예수님이 가서 고쳐 주겠다고 하시자 백부장은 대답합니다. “주여 내 집에 들어오심을 나는 감당하지 못하겠사오니 다만 말씀으로만 하옵소서 그러면 내 하인이 낫겠사옵나이다”(마 8:8). 그는 자기의 자격을 내세우지 않았습니다. 오직 예수님의 말씀의 권세를 믿었습니다.</w:t>
+      </w:r>
+    </w:p>
+    <w:p>
+      <w:pPr>
+        <w:spacing w:after="160" w:line="360"/>
+      </w:pPr>
+      <w:r>
+        <w:rPr>
+          <w:rFonts w:ascii="맑은 고딕" w:cs="맑은 고딕" w:eastAsia="맑은 고딕" w:hAnsi="맑은 고딕"/>
+          <w:sz w:val="24"/>
+          <w:szCs w:val="24"/>
+        </w:rPr>
+        <w:t xml:space="preserve">예수님은 놀랍게 여기시며 이스라엘 중 아무에게서도 이만한 믿음을 보지 못하였다고 말씀하셨습니다. 그리고 이어서 놀라운 약속을 하십니다. 동서로부터 많은 사람이 이르러 아브라함과 이삭과 야곱과 함께 천국에 앉으리라(마 8:11). 이방인 백부장의 믿음은 장차 온 세상에서 모여들 하나님의 백성을 미리 보여 주는 표였습니다.</w:t>
+      </w:r>
+    </w:p>
+    <w:p>
+      <w:pPr>
+        <w:spacing w:after="160" w:line="360"/>
+      </w:pPr>
+      <w:r>
+        <w:rPr>
+          <w:rFonts w:ascii="맑은 고딕" w:cs="맑은 고딕" w:eastAsia="맑은 고딕" w:hAnsi="맑은 고딕"/>
+          <w:sz w:val="24"/>
+          <w:szCs w:val="24"/>
+        </w:rPr>
+        <w:t xml:space="preserve">오순절에 베드로가 이 약속은 너희와 너희 자녀와 모든 먼 데 사람 곧 주 우리 하나님이 얼마든지 부르시는 자들에게 하신 것이라고 선포한 것은 갑자기 생긴 일이 아닙니다. 예수님께서 이미 이방인 백부장 앞에서 열어 보이신 하나님의 마음입니다. 하나님이 부르시면 가장 먼 데 사람도 아브라함과 함께 식탁에 앉게 됩니다.</w:t>
       </w:r>
     </w:p>
     <w:p>
